--- a/fuentes/93440007_CF01_DU.docx
+++ b/fuentes/93440007_CF01_DU.docx
@@ -223,7 +223,7 @@
                               <w:rPr>
                                 <w:lang w:val="es-MX"/>
                               </w:rPr>
-                              <w:t>Direccionamiento estratégico del Sistema de Gestión de la Calidad NTC ISO 9001.</w:t>
+                              <w:t>Direccionamiento estratégico del Sistema de Gestión de la Calidad NTC ISO 9001</w:t>
                             </w:r>
                           </w:p>
                           <w:p>
@@ -267,13 +267,13 @@
               </wp:anchor>
             </w:drawing>
           </mc:Choice>
-          <mc:Fallback xmlns:w16sdtdh="http://schemas.microsoft.com/office/word/2020/wordml/sdtdatahash">
+          <mc:Fallback>
             <w:pict>
               <v:shapetype w14:anchorId="2E2DABF6" id="_x0000_t202" coordsize="21600,21600" o:spt="202" path="m,l,21600r21600,l21600,xe">
                 <v:stroke joinstyle="miter"/>
                 <v:path gradientshapeok="t" o:connecttype="rect"/>
               </v:shapetype>
-              <v:shape id="Cuadro de texto 2" o:spid="_x0000_s1026" type="#_x0000_t202" style="position:absolute;left:0;text-align:left;margin-left:-36.45pt;margin-top:26.15pt;width:573.3pt;height:147pt;z-index:251663360;visibility:visible;mso-wrap-style:square;mso-width-percent:0;mso-height-percent:0;mso-wrap-distance-left:9pt;mso-wrap-distance-top:3.6pt;mso-wrap-distance-right:9pt;mso-wrap-distance-bottom:3.6pt;mso-position-horizontal:absolute;mso-position-horizontal-relative:margin;mso-position-vertical:absolute;mso-position-vertical-relative:text;mso-width-percent:0;mso-height-percent:0;mso-width-relative:margin;mso-height-relative:margin;v-text-anchor:top" o:gfxdata="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" filled="f" stroked="f">
+              <v:shape id="Cuadro de texto 2" o:spid="_x0000_s1026" type="#_x0000_t202" alt="&quot;&quot;" style="position:absolute;left:0;text-align:left;margin-left:-36.45pt;margin-top:26.15pt;width:573.3pt;height:147pt;z-index:251663360;visibility:visible;mso-wrap-style:square;mso-width-percent:0;mso-height-percent:0;mso-wrap-distance-left:9pt;mso-wrap-distance-top:3.6pt;mso-wrap-distance-right:9pt;mso-wrap-distance-bottom:3.6pt;mso-position-horizontal:absolute;mso-position-horizontal-relative:margin;mso-position-vertical:absolute;mso-position-vertical-relative:text;mso-width-percent:0;mso-height-percent:0;mso-width-relative:margin;mso-height-relative:margin;v-text-anchor:top" o:gfxdata="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" filled="f" stroked="f">
                 <v:textbox>
                   <w:txbxContent>
                     <w:p>
@@ -288,7 +288,7 @@
                         <w:rPr>
                           <w:lang w:val="es-MX"/>
                         </w:rPr>
-                        <w:t>Direccionamiento estratégico del Sistema de Gestión de la Calidad NTC ISO 9001.</w:t>
+                        <w:t>Direccionamiento estratégico del Sistema de Gestión de la Calidad NTC ISO 9001</w:t>
                       </w:r>
                     </w:p>
                     <w:p>
@@ -3404,14 +3404,14 @@
                 <w:rFonts w:cstheme="minorHAnsi"/>
                 <w:b/>
               </w:rPr>
-              <w:t xml:space="preserve">Síntesis del </w:t>
+              <w:t>T</w:t>
             </w:r>
             <w:r>
               <w:rPr>
                 <w:rFonts w:cstheme="minorHAnsi"/>
                 <w:b/>
               </w:rPr>
-              <w:t>video</w:t>
+              <w:t>ranscripción del video</w:t>
             </w:r>
             <w:r>
               <w:rPr>
@@ -7448,129 +7448,211 @@
           <w:lang w:val="es-419" w:eastAsia="es-CO"/>
         </w:rPr>
       </w:pPr>
-      <w:r>
-        <w:rPr>
-          <w:lang w:val="es-419" w:eastAsia="es-CO"/>
-        </w:rPr>
-        <w:t xml:space="preserve">La </w:t>
-      </w:r>
-      <w:r>
+    </w:p>
+    <w:p>
+      <w:pPr>
         <w:rPr>
           <w:b/>
           <w:bCs/>
           <w:lang w:val="es-419" w:eastAsia="es-CO"/>
         </w:rPr>
-        <w:t xml:space="preserve">misión </w:t>
-      </w:r>
-      <w:r>
-        <w:rPr>
-          <w:lang w:val="es-419" w:eastAsia="es-CO"/>
-        </w:rPr>
-        <w:t>describe la razón de ser de la organización, su propósito principal, las actividades que desarrolla y el valor que ofrece a sus clientes o beneficiarios. Este elemento responde a preguntas como qué hace la organización, para quién lo hace y cómo genera valor.</w:t>
-      </w:r>
-    </w:p>
-    <w:p>
-      <w:pPr>
-        <w:rPr>
-          <w:lang w:val="es-419" w:eastAsia="es-CO"/>
-        </w:rPr>
-      </w:pPr>
-      <w:r>
-        <w:rPr>
-          <w:lang w:val="es-419" w:eastAsia="es-CO"/>
-        </w:rPr>
-        <w:t>Un ejemplo de misión corresponde al caso de una organización dedicada a la prestación de servicios de formación, la cual establece:</w:t>
-      </w:r>
-    </w:p>
-    <w:p>
-      <w:pPr>
-        <w:rPr>
-          <w:lang w:val="es-419" w:eastAsia="es-CO"/>
-        </w:rPr>
-      </w:pPr>
-      <w:r>
-        <w:rPr>
-          <w:lang w:val="es-419" w:eastAsia="es-CO"/>
-        </w:rPr>
-        <w:t>Brindar servicios de formación integral mediante programas educativos pertinentes y de calidad, que contribuyan al desarrollo de competencias laborales y al fortalecimiento del talento humano.</w:t>
-      </w:r>
-    </w:p>
-    <w:p>
-      <w:pPr>
-        <w:rPr>
-          <w:lang w:val="es-419" w:eastAsia="es-CO"/>
-        </w:rPr>
-      </w:pPr>
-      <w:r>
-        <w:rPr>
-          <w:lang w:val="es-419" w:eastAsia="es-CO"/>
-        </w:rPr>
-        <w:t>La</w:t>
-      </w:r>
+      </w:pPr>
       <w:r>
         <w:rPr>
           <w:b/>
           <w:bCs/>
           <w:lang w:val="es-419" w:eastAsia="es-CO"/>
         </w:rPr>
-        <w:t xml:space="preserve"> visión</w:t>
-      </w:r>
-      <w:r>
-        <w:rPr>
-          <w:lang w:val="es-419" w:eastAsia="es-CO"/>
-        </w:rPr>
-        <w:t xml:space="preserve"> representa la proyección futura de la organización, estableciendo el estado deseado que se pretende alcanzar en un periodo determinado. Este componente orienta la planeación estratégica y motiva el desarrollo de acciones que permitan el crecimiento institucional.</w:t>
-      </w:r>
-    </w:p>
-    <w:p>
-      <w:pPr>
-        <w:rPr>
-          <w:lang w:val="es-419" w:eastAsia="es-CO"/>
-        </w:rPr>
-      </w:pPr>
-      <w:r>
-        <w:rPr>
-          <w:lang w:val="es-419" w:eastAsia="es-CO"/>
-        </w:rPr>
-        <w:t>Un ejemplo de visión corresponde al caso de una organización dedicada a la prestación de servicios de formación, la cual proyecta:</w:t>
-      </w:r>
-    </w:p>
-    <w:p>
-      <w:pPr>
-        <w:rPr>
-          <w:lang w:val="es-419" w:eastAsia="es-CO"/>
-        </w:rPr>
-      </w:pPr>
-      <w:r>
-        <w:rPr>
-          <w:lang w:val="es-419" w:eastAsia="es-CO"/>
-        </w:rPr>
-        <w:t xml:space="preserve">Consolidarse como una entidad líder en procesos educativos de alta calidad, reconocida por su contribución al desarrollo social, productivo y tecnológico, mediante </w:t>
-      </w:r>
-      <w:r>
-        <w:rPr>
-          <w:lang w:val="es-419" w:eastAsia="es-CO"/>
-        </w:rPr>
-        <w:lastRenderedPageBreak/>
-        <w:t>la innovación pedagógica y el fortalecimiento permanente de las competencias del talento humano.</w:t>
-      </w:r>
-    </w:p>
-    <w:p>
-      <w:pPr>
-        <w:rPr>
-          <w:lang w:val="es-419" w:eastAsia="es-CO"/>
-        </w:rPr>
-      </w:pPr>
-      <w:r>
-        <w:rPr>
-          <w:lang w:val="es-419" w:eastAsia="es-CO"/>
-        </w:rPr>
-        <w:t xml:space="preserve">Los </w:t>
+        <w:t>Misión</w:t>
+      </w:r>
+    </w:p>
+    <w:p>
+      <w:pPr>
+        <w:rPr>
+          <w:lang w:val="es-419" w:eastAsia="es-CO"/>
+        </w:rPr>
+      </w:pPr>
+      <w:r>
+        <w:rPr>
+          <w:lang w:val="es-419" w:eastAsia="es-CO"/>
+        </w:rPr>
+        <w:t xml:space="preserve">La </w:t>
+      </w:r>
+      <w:r>
+        <w:rPr>
+          <w:lang w:val="es-419" w:eastAsia="es-CO"/>
+        </w:rPr>
+        <w:t>misión</w:t>
       </w:r>
       <w:r>
         <w:rPr>
           <w:b/>
           <w:bCs/>
+          <w:lang w:val="es-419" w:eastAsia="es-CO"/>
+        </w:rPr>
+        <w:t xml:space="preserve"> </w:t>
+      </w:r>
+      <w:r>
+        <w:rPr>
+          <w:lang w:val="es-419" w:eastAsia="es-CO"/>
+        </w:rPr>
+        <w:t>describe la razón de ser de la organización, su propósito principal, las actividades que desarrolla y el valor que ofrece a sus clientes o beneficiarios. Este elemento responde a preguntas como qué hace la organización, para quién lo hace y cómo genera valor.</w:t>
+      </w:r>
+    </w:p>
+    <w:p>
+      <w:pPr>
+        <w:rPr>
+          <w:lang w:val="es-419" w:eastAsia="es-CO"/>
+        </w:rPr>
+      </w:pPr>
+      <w:r>
+        <w:rPr>
+          <w:lang w:val="es-419" w:eastAsia="es-CO"/>
+        </w:rPr>
+        <w:t>Un ejemplo de misión corresponde al caso de una organización dedicada a la prestación de servicios de formación, la cual establece:</w:t>
+      </w:r>
+    </w:p>
+    <w:p>
+      <w:pPr>
+        <w:rPr>
+          <w:lang w:val="es-419" w:eastAsia="es-CO"/>
+        </w:rPr>
+      </w:pPr>
+      <w:r>
+        <w:rPr>
+          <w:lang w:val="es-419" w:eastAsia="es-CO"/>
+        </w:rPr>
+        <w:t>Brindar servicios de formación integral mediante programas educativos pertinentes y de calidad, que contribuyan al desarrollo de competencias laborales y al fortalecimiento del talento humano.</w:t>
+      </w:r>
+    </w:p>
+    <w:p>
+      <w:pPr>
+        <w:rPr>
+          <w:lang w:val="es-419" w:eastAsia="es-CO"/>
+        </w:rPr>
+      </w:pPr>
+    </w:p>
+    <w:p>
+      <w:pPr>
+        <w:rPr>
+          <w:b/>
+          <w:bCs/>
+          <w:lang w:val="es-419" w:eastAsia="es-CO"/>
+        </w:rPr>
+      </w:pPr>
+      <w:r>
+        <w:rPr>
+          <w:b/>
+          <w:bCs/>
+          <w:lang w:val="es-419" w:eastAsia="es-CO"/>
+        </w:rPr>
+        <w:t>Visión</w:t>
+      </w:r>
+    </w:p>
+    <w:p>
+      <w:pPr>
+        <w:rPr>
+          <w:lang w:val="es-419" w:eastAsia="es-CO"/>
+        </w:rPr>
+      </w:pPr>
+      <w:r>
+        <w:rPr>
+          <w:lang w:val="es-419" w:eastAsia="es-CO"/>
+        </w:rPr>
+        <w:t>La</w:t>
+      </w:r>
+      <w:r>
+        <w:rPr>
+          <w:b/>
+          <w:bCs/>
+          <w:lang w:val="es-419" w:eastAsia="es-CO"/>
+        </w:rPr>
+        <w:t xml:space="preserve"> </w:t>
+      </w:r>
+      <w:r>
+        <w:rPr>
+          <w:lang w:val="es-419" w:eastAsia="es-CO"/>
+        </w:rPr>
+        <w:t>visión</w:t>
+      </w:r>
+      <w:r>
+        <w:rPr>
+          <w:lang w:val="es-419" w:eastAsia="es-CO"/>
+        </w:rPr>
+        <w:t xml:space="preserve"> representa la proyección futura de la organización, estableciendo el estado deseado que se pretende alcanzar en un periodo determinado. Este </w:t>
+      </w:r>
+      <w:r>
+        <w:rPr>
+          <w:lang w:val="es-419" w:eastAsia="es-CO"/>
+        </w:rPr>
+        <w:lastRenderedPageBreak/>
+        <w:t>componente orienta la planeación estratégica y motiva el desarrollo de acciones que permitan el crecimiento institucional.</w:t>
+      </w:r>
+    </w:p>
+    <w:p>
+      <w:pPr>
+        <w:rPr>
+          <w:lang w:val="es-419" w:eastAsia="es-CO"/>
+        </w:rPr>
+      </w:pPr>
+      <w:r>
+        <w:rPr>
+          <w:lang w:val="es-419" w:eastAsia="es-CO"/>
+        </w:rPr>
+        <w:t>Un ejemplo de visión corresponde al caso de una organización dedicada a la prestación de servicios de formación, la cual proyecta:</w:t>
+      </w:r>
+    </w:p>
+    <w:p>
+      <w:pPr>
+        <w:rPr>
+          <w:lang w:val="es-419" w:eastAsia="es-CO"/>
+        </w:rPr>
+      </w:pPr>
+      <w:r>
+        <w:rPr>
+          <w:lang w:val="es-419" w:eastAsia="es-CO"/>
+        </w:rPr>
+        <w:t>Consolidarse como una entidad líder en procesos educativos de alta calidad, reconocida por su contribución al desarrollo social, productivo y tecnológico, mediante la innovación pedagógica y el fortalecimiento permanente de las competencias del talento humano.</w:t>
+      </w:r>
+    </w:p>
+    <w:p>
+      <w:pPr>
+        <w:rPr>
+          <w:lang w:val="es-419" w:eastAsia="es-CO"/>
+        </w:rPr>
+      </w:pPr>
+    </w:p>
+    <w:p>
+      <w:pPr>
+        <w:rPr>
+          <w:b/>
+          <w:bCs/>
+          <w:lang w:val="es-419" w:eastAsia="es-CO"/>
+        </w:rPr>
+      </w:pPr>
+      <w:r>
+        <w:rPr>
+          <w:b/>
+          <w:bCs/>
+          <w:lang w:val="es-419" w:eastAsia="es-CO"/>
+        </w:rPr>
+        <w:t>Objetivos organizacionales</w:t>
+      </w:r>
+    </w:p>
+    <w:p>
+      <w:pPr>
+        <w:rPr>
+          <w:lang w:val="es-419" w:eastAsia="es-CO"/>
+        </w:rPr>
+      </w:pPr>
+      <w:r>
+        <w:rPr>
+          <w:lang w:val="es-419" w:eastAsia="es-CO"/>
+        </w:rPr>
+        <w:t xml:space="preserve">Los </w:t>
+      </w:r>
+      <w:r>
+        <w:rPr>
           <w:lang w:val="es-419" w:eastAsia="es-CO"/>
         </w:rPr>
         <w:t>objetivos organizacionales</w:t>
@@ -7664,6 +7746,7 @@
         <w:rPr>
           <w:lang w:val="es-419" w:eastAsia="es-CO"/>
         </w:rPr>
+        <w:lastRenderedPageBreak/>
         <w:t>Garantizar el cumplimiento de los requisitos normativos y reglamentarios aplicables a la organización.</w:t>
       </w:r>
     </w:p>
@@ -11528,19 +11611,6 @@
           <w:lang w:val="es-419" w:eastAsia="es-CO"/>
         </w:rPr>
         <w:t>La siguiente tabla presenta un ejemplo de estructura para el cronograma de implementación del Sistema de Gestión de la Calidad.</w:t>
-      </w:r>
-    </w:p>
-    <w:p>
-      <w:pPr>
-        <w:rPr>
-          <w:lang w:val="es-419" w:eastAsia="es-CO"/>
-        </w:rPr>
-      </w:pPr>
-      <w:r>
-        <w:rPr>
-          <w:lang w:val="es-419" w:eastAsia="es-CO"/>
-        </w:rPr>
-        <w:t>La formulación del plan estratégico del Sistema de Gestión de la Calidad consolida la articulación entre el direccionamiento institucional y la gestión operativa, promoviendo la toma de decisiones fundamentada en el análisis de información, el uso eficiente de los recursos y la implementación de acciones orientadas al mejoramiento continuo y la sostenibilidad organizacional.</w:t>
       </w:r>
     </w:p>
     <w:p>
@@ -11857,11 +11927,7 @@
               </w:rPr>
             </w:pPr>
             <w:r>
-              <w:t xml:space="preserve">Establece los límites y la aplicabilidad del sistema dentro de la organización, considerando </w:t>
-            </w:r>
-            <w:r>
-              <w:lastRenderedPageBreak/>
-              <w:t>productos, servicios y procesos involucrados.</w:t>
+              <w:t>Establece los límites y la aplicabilidad del sistema dentro de la organización, considerando productos, servicios y procesos involucrados.</w:t>
             </w:r>
           </w:p>
         </w:tc>
@@ -11882,7 +11948,6 @@
               </w:rPr>
             </w:pPr>
             <w:r>
-              <w:lastRenderedPageBreak/>
               <w:t>Identificación y caracterización de procesos</w:t>
             </w:r>
             <w:r>
@@ -11980,6 +12045,7 @@
               </w:rPr>
             </w:pPr>
             <w:r>
+              <w:lastRenderedPageBreak/>
               <w:t>Formulación de la política y objetivos de calidad</w:t>
             </w:r>
             <w:r>
@@ -12374,7 +12440,6 @@
               </w:rPr>
             </w:pPr>
             <w:r>
-              <w:lastRenderedPageBreak/>
               <w:t>Auditoría interna del Sistema de Gestión de la Calidad</w:t>
             </w:r>
             <w:r>
@@ -12516,7 +12581,11 @@
               <w:t xml:space="preserve">Planes de mejora y </w:t>
             </w:r>
             <w:r>
-              <w:t>recursos técnicos y humanos</w:t>
+              <w:t xml:space="preserve">recursos </w:t>
+            </w:r>
+            <w:r>
+              <w:lastRenderedPageBreak/>
+              <w:t>técnicos y humanos</w:t>
             </w:r>
             <w:r>
               <w:t>.</w:t>
@@ -12535,6 +12604,7 @@
               </w:rPr>
             </w:pPr>
             <w:r>
+              <w:lastRenderedPageBreak/>
               <w:t>4 semanas</w:t>
             </w:r>
           </w:p>
@@ -12551,7 +12621,11 @@
               </w:rPr>
             </w:pPr>
             <w:r>
-              <w:t>Permite corregir desviaciones identificadas y fortalecer el desempeño del sistema.</w:t>
+              <w:t xml:space="preserve">Permite corregir desviaciones identificadas y </w:t>
+            </w:r>
+            <w:r>
+              <w:lastRenderedPageBreak/>
+              <w:t>fortalecer el desempeño del sistema.</w:t>
             </w:r>
           </w:p>
         </w:tc>
@@ -14489,6 +14563,119 @@
     </w:lvl>
   </w:abstractNum>
   <w:abstractNum w:abstractNumId="4" w15:restartNumberingAfterBreak="0">
+    <w:nsid w:val="10E90112"/>
+    <w:multiLevelType w:val="hybridMultilevel"/>
+    <w:tmpl w:val="9ADEB87E"/>
+    <w:lvl w:ilvl="0" w:tplc="240A0001">
+      <w:start w:val="1"/>
+      <w:numFmt w:val="bullet"/>
+      <w:lvlText w:val=""/>
+      <w:lvlJc w:val="left"/>
+      <w:pPr>
+        <w:ind w:left="1429" w:hanging="360"/>
+      </w:pPr>
+      <w:rPr>
+        <w:rFonts w:ascii="Symbol" w:hAnsi="Symbol" w:hint="default"/>
+      </w:rPr>
+    </w:lvl>
+    <w:lvl w:ilvl="1" w:tplc="240A0003" w:tentative="1">
+      <w:start w:val="1"/>
+      <w:numFmt w:val="bullet"/>
+      <w:lvlText w:val="o"/>
+      <w:lvlJc w:val="left"/>
+      <w:pPr>
+        <w:ind w:left="2149" w:hanging="360"/>
+      </w:pPr>
+      <w:rPr>
+        <w:rFonts w:ascii="Courier New" w:hAnsi="Courier New" w:cs="Courier New" w:hint="default"/>
+      </w:rPr>
+    </w:lvl>
+    <w:lvl w:ilvl="2" w:tplc="240A0005" w:tentative="1">
+      <w:start w:val="1"/>
+      <w:numFmt w:val="bullet"/>
+      <w:lvlText w:val=""/>
+      <w:lvlJc w:val="left"/>
+      <w:pPr>
+        <w:ind w:left="2869" w:hanging="360"/>
+      </w:pPr>
+      <w:rPr>
+        <w:rFonts w:ascii="Wingdings" w:hAnsi="Wingdings" w:hint="default"/>
+      </w:rPr>
+    </w:lvl>
+    <w:lvl w:ilvl="3" w:tplc="240A0001" w:tentative="1">
+      <w:start w:val="1"/>
+      <w:numFmt w:val="bullet"/>
+      <w:lvlText w:val=""/>
+      <w:lvlJc w:val="left"/>
+      <w:pPr>
+        <w:ind w:left="3589" w:hanging="360"/>
+      </w:pPr>
+      <w:rPr>
+        <w:rFonts w:ascii="Symbol" w:hAnsi="Symbol" w:hint="default"/>
+      </w:rPr>
+    </w:lvl>
+    <w:lvl w:ilvl="4" w:tplc="240A0003" w:tentative="1">
+      <w:start w:val="1"/>
+      <w:numFmt w:val="bullet"/>
+      <w:lvlText w:val="o"/>
+      <w:lvlJc w:val="left"/>
+      <w:pPr>
+        <w:ind w:left="4309" w:hanging="360"/>
+      </w:pPr>
+      <w:rPr>
+        <w:rFonts w:ascii="Courier New" w:hAnsi="Courier New" w:cs="Courier New" w:hint="default"/>
+      </w:rPr>
+    </w:lvl>
+    <w:lvl w:ilvl="5" w:tplc="240A0005" w:tentative="1">
+      <w:start w:val="1"/>
+      <w:numFmt w:val="bullet"/>
+      <w:lvlText w:val=""/>
+      <w:lvlJc w:val="left"/>
+      <w:pPr>
+        <w:ind w:left="5029" w:hanging="360"/>
+      </w:pPr>
+      <w:rPr>
+        <w:rFonts w:ascii="Wingdings" w:hAnsi="Wingdings" w:hint="default"/>
+      </w:rPr>
+    </w:lvl>
+    <w:lvl w:ilvl="6" w:tplc="240A0001" w:tentative="1">
+      <w:start w:val="1"/>
+      <w:numFmt w:val="bullet"/>
+      <w:lvlText w:val=""/>
+      <w:lvlJc w:val="left"/>
+      <w:pPr>
+        <w:ind w:left="5749" w:hanging="360"/>
+      </w:pPr>
+      <w:rPr>
+        <w:rFonts w:ascii="Symbol" w:hAnsi="Symbol" w:hint="default"/>
+      </w:rPr>
+    </w:lvl>
+    <w:lvl w:ilvl="7" w:tplc="240A0003" w:tentative="1">
+      <w:start w:val="1"/>
+      <w:numFmt w:val="bullet"/>
+      <w:lvlText w:val="o"/>
+      <w:lvlJc w:val="left"/>
+      <w:pPr>
+        <w:ind w:left="6469" w:hanging="360"/>
+      </w:pPr>
+      <w:rPr>
+        <w:rFonts w:ascii="Courier New" w:hAnsi="Courier New" w:cs="Courier New" w:hint="default"/>
+      </w:rPr>
+    </w:lvl>
+    <w:lvl w:ilvl="8" w:tplc="240A0005" w:tentative="1">
+      <w:start w:val="1"/>
+      <w:numFmt w:val="bullet"/>
+      <w:lvlText w:val=""/>
+      <w:lvlJc w:val="left"/>
+      <w:pPr>
+        <w:ind w:left="7189" w:hanging="360"/>
+      </w:pPr>
+      <w:rPr>
+        <w:rFonts w:ascii="Wingdings" w:hAnsi="Wingdings" w:hint="default"/>
+      </w:rPr>
+    </w:lvl>
+  </w:abstractNum>
+  <w:abstractNum w:abstractNumId="5" w15:restartNumberingAfterBreak="0">
     <w:nsid w:val="11C435A5"/>
     <w:multiLevelType w:val="hybridMultilevel"/>
     <w:tmpl w:val="80D268E6"/>
@@ -14601,7 +14788,7 @@
       </w:rPr>
     </w:lvl>
   </w:abstractNum>
-  <w:abstractNum w:abstractNumId="5" w15:restartNumberingAfterBreak="0">
+  <w:abstractNum w:abstractNumId="6" w15:restartNumberingAfterBreak="0">
     <w:nsid w:val="1D9644B1"/>
     <w:multiLevelType w:val="hybridMultilevel"/>
     <w:tmpl w:val="EE920B04"/>
@@ -14714,7 +14901,7 @@
       </w:rPr>
     </w:lvl>
   </w:abstractNum>
-  <w:abstractNum w:abstractNumId="6" w15:restartNumberingAfterBreak="0">
+  <w:abstractNum w:abstractNumId="7" w15:restartNumberingAfterBreak="0">
     <w:nsid w:val="203254D5"/>
     <w:multiLevelType w:val="hybridMultilevel"/>
     <w:tmpl w:val="6B5658AA"/>
@@ -14827,7 +15014,7 @@
       </w:rPr>
     </w:lvl>
   </w:abstractNum>
-  <w:abstractNum w:abstractNumId="7" w15:restartNumberingAfterBreak="0">
+  <w:abstractNum w:abstractNumId="8" w15:restartNumberingAfterBreak="0">
     <w:nsid w:val="20D4222D"/>
     <w:multiLevelType w:val="hybridMultilevel"/>
     <w:tmpl w:val="8A48691A"/>
@@ -14940,7 +15127,7 @@
       </w:rPr>
     </w:lvl>
   </w:abstractNum>
-  <w:abstractNum w:abstractNumId="8" w15:restartNumberingAfterBreak="0">
+  <w:abstractNum w:abstractNumId="9" w15:restartNumberingAfterBreak="0">
     <w:nsid w:val="222D560B"/>
     <w:multiLevelType w:val="hybridMultilevel"/>
     <w:tmpl w:val="33F807AE"/>
@@ -15053,7 +15240,7 @@
       </w:rPr>
     </w:lvl>
   </w:abstractNum>
-  <w:abstractNum w:abstractNumId="9" w15:restartNumberingAfterBreak="0">
+  <w:abstractNum w:abstractNumId="10" w15:restartNumberingAfterBreak="0">
     <w:nsid w:val="2609531F"/>
     <w:multiLevelType w:val="hybridMultilevel"/>
     <w:tmpl w:val="32AE983A"/>
@@ -15166,7 +15353,7 @@
       </w:rPr>
     </w:lvl>
   </w:abstractNum>
-  <w:abstractNum w:abstractNumId="10" w15:restartNumberingAfterBreak="0">
+  <w:abstractNum w:abstractNumId="11" w15:restartNumberingAfterBreak="0">
     <w:nsid w:val="28EB060C"/>
     <w:multiLevelType w:val="hybridMultilevel"/>
     <w:tmpl w:val="687AAAEC"/>
@@ -15279,7 +15466,7 @@
       </w:rPr>
     </w:lvl>
   </w:abstractNum>
-  <w:abstractNum w:abstractNumId="11" w15:restartNumberingAfterBreak="0">
+  <w:abstractNum w:abstractNumId="12" w15:restartNumberingAfterBreak="0">
     <w:nsid w:val="29A549CD"/>
     <w:multiLevelType w:val="hybridMultilevel"/>
     <w:tmpl w:val="044A050C"/>
@@ -15392,7 +15579,7 @@
       </w:rPr>
     </w:lvl>
   </w:abstractNum>
-  <w:abstractNum w:abstractNumId="12" w15:restartNumberingAfterBreak="0">
+  <w:abstractNum w:abstractNumId="13" w15:restartNumberingAfterBreak="0">
     <w:nsid w:val="2D3B705D"/>
     <w:multiLevelType w:val="hybridMultilevel"/>
     <w:tmpl w:val="BBAAF80A"/>
@@ -15505,7 +15692,7 @@
       </w:rPr>
     </w:lvl>
   </w:abstractNum>
-  <w:abstractNum w:abstractNumId="13" w15:restartNumberingAfterBreak="0">
+  <w:abstractNum w:abstractNumId="14" w15:restartNumberingAfterBreak="0">
     <w:nsid w:val="34DE5BEB"/>
     <w:multiLevelType w:val="hybridMultilevel"/>
     <w:tmpl w:val="1C683F02"/>
@@ -15618,7 +15805,7 @@
       </w:rPr>
     </w:lvl>
   </w:abstractNum>
-  <w:abstractNum w:abstractNumId="14" w15:restartNumberingAfterBreak="0">
+  <w:abstractNum w:abstractNumId="15" w15:restartNumberingAfterBreak="0">
     <w:nsid w:val="368E176E"/>
     <w:multiLevelType w:val="hybridMultilevel"/>
     <w:tmpl w:val="BDF054FE"/>
@@ -15712,7 +15899,7 @@
       </w:pPr>
     </w:lvl>
   </w:abstractNum>
-  <w:abstractNum w:abstractNumId="15" w15:restartNumberingAfterBreak="0">
+  <w:abstractNum w:abstractNumId="16" w15:restartNumberingAfterBreak="0">
     <w:nsid w:val="3C6A6839"/>
     <w:multiLevelType w:val="hybridMultilevel"/>
     <w:tmpl w:val="40BE3D90"/>
@@ -15825,7 +16012,7 @@
       </w:rPr>
     </w:lvl>
   </w:abstractNum>
-  <w:abstractNum w:abstractNumId="16" w15:restartNumberingAfterBreak="0">
+  <w:abstractNum w:abstractNumId="17" w15:restartNumberingAfterBreak="0">
     <w:nsid w:val="3CE26F6D"/>
     <w:multiLevelType w:val="hybridMultilevel"/>
     <w:tmpl w:val="588C5FF8"/>
@@ -15938,7 +16125,7 @@
       </w:rPr>
     </w:lvl>
   </w:abstractNum>
-  <w:abstractNum w:abstractNumId="17" w15:restartNumberingAfterBreak="0">
+  <w:abstractNum w:abstractNumId="18" w15:restartNumberingAfterBreak="0">
     <w:nsid w:val="3E837606"/>
     <w:multiLevelType w:val="hybridMultilevel"/>
     <w:tmpl w:val="48045972"/>
@@ -16051,7 +16238,7 @@
       </w:rPr>
     </w:lvl>
   </w:abstractNum>
-  <w:abstractNum w:abstractNumId="18" w15:restartNumberingAfterBreak="0">
+  <w:abstractNum w:abstractNumId="19" w15:restartNumberingAfterBreak="0">
     <w:nsid w:val="3E8A048A"/>
     <w:multiLevelType w:val="hybridMultilevel"/>
     <w:tmpl w:val="A3D47044"/>
@@ -16164,7 +16351,7 @@
       </w:rPr>
     </w:lvl>
   </w:abstractNum>
-  <w:abstractNum w:abstractNumId="19" w15:restartNumberingAfterBreak="0">
+  <w:abstractNum w:abstractNumId="20" w15:restartNumberingAfterBreak="0">
     <w:nsid w:val="3F8D585E"/>
     <w:multiLevelType w:val="hybridMultilevel"/>
     <w:tmpl w:val="1E82C74A"/>
@@ -16277,7 +16464,7 @@
       </w:rPr>
     </w:lvl>
   </w:abstractNum>
-  <w:abstractNum w:abstractNumId="20" w15:restartNumberingAfterBreak="0">
+  <w:abstractNum w:abstractNumId="21" w15:restartNumberingAfterBreak="0">
     <w:nsid w:val="41824CEB"/>
     <w:multiLevelType w:val="hybridMultilevel"/>
     <w:tmpl w:val="289C433A"/>
@@ -16390,7 +16577,7 @@
       </w:rPr>
     </w:lvl>
   </w:abstractNum>
-  <w:abstractNum w:abstractNumId="21" w15:restartNumberingAfterBreak="0">
+  <w:abstractNum w:abstractNumId="22" w15:restartNumberingAfterBreak="0">
     <w:nsid w:val="45A8756B"/>
     <w:multiLevelType w:val="hybridMultilevel"/>
     <w:tmpl w:val="581E11FC"/>
@@ -16503,7 +16690,7 @@
       </w:rPr>
     </w:lvl>
   </w:abstractNum>
-  <w:abstractNum w:abstractNumId="22" w15:restartNumberingAfterBreak="0">
+  <w:abstractNum w:abstractNumId="23" w15:restartNumberingAfterBreak="0">
     <w:nsid w:val="467F49A6"/>
     <w:multiLevelType w:val="multilevel"/>
     <w:tmpl w:val="D2E64B38"/>
@@ -16590,7 +16777,7 @@
       </w:pPr>
     </w:lvl>
   </w:abstractNum>
-  <w:abstractNum w:abstractNumId="23" w15:restartNumberingAfterBreak="0">
+  <w:abstractNum w:abstractNumId="24" w15:restartNumberingAfterBreak="0">
     <w:nsid w:val="4EA421B2"/>
     <w:multiLevelType w:val="hybridMultilevel"/>
     <w:tmpl w:val="DA6886D2"/>
@@ -16703,7 +16890,7 @@
       </w:rPr>
     </w:lvl>
   </w:abstractNum>
-  <w:abstractNum w:abstractNumId="24" w15:restartNumberingAfterBreak="0">
+  <w:abstractNum w:abstractNumId="25" w15:restartNumberingAfterBreak="0">
     <w:nsid w:val="4EBE1EF6"/>
     <w:multiLevelType w:val="hybridMultilevel"/>
     <w:tmpl w:val="F6A60586"/>
@@ -16796,7 +16983,7 @@
       </w:pPr>
     </w:lvl>
   </w:abstractNum>
-  <w:abstractNum w:abstractNumId="25" w15:restartNumberingAfterBreak="0">
+  <w:abstractNum w:abstractNumId="26" w15:restartNumberingAfterBreak="0">
     <w:nsid w:val="54080B41"/>
     <w:multiLevelType w:val="hybridMultilevel"/>
     <w:tmpl w:val="C228FE68"/>
@@ -16909,7 +17096,7 @@
       </w:rPr>
     </w:lvl>
   </w:abstractNum>
-  <w:abstractNum w:abstractNumId="26" w15:restartNumberingAfterBreak="0">
+  <w:abstractNum w:abstractNumId="27" w15:restartNumberingAfterBreak="0">
     <w:nsid w:val="55DF2627"/>
     <w:multiLevelType w:val="hybridMultilevel"/>
     <w:tmpl w:val="AAD0A290"/>
@@ -17022,7 +17209,7 @@
       </w:rPr>
     </w:lvl>
   </w:abstractNum>
-  <w:abstractNum w:abstractNumId="27" w15:restartNumberingAfterBreak="0">
+  <w:abstractNum w:abstractNumId="28" w15:restartNumberingAfterBreak="0">
     <w:nsid w:val="57E53861"/>
     <w:multiLevelType w:val="hybridMultilevel"/>
     <w:tmpl w:val="5C92C1EA"/>
@@ -17135,7 +17322,7 @@
       </w:rPr>
     </w:lvl>
   </w:abstractNum>
-  <w:abstractNum w:abstractNumId="28" w15:restartNumberingAfterBreak="0">
+  <w:abstractNum w:abstractNumId="29" w15:restartNumberingAfterBreak="0">
     <w:nsid w:val="59C702E6"/>
     <w:multiLevelType w:val="hybridMultilevel"/>
     <w:tmpl w:val="9B0ECFE0"/>
@@ -17248,7 +17435,7 @@
       </w:rPr>
     </w:lvl>
   </w:abstractNum>
-  <w:abstractNum w:abstractNumId="29" w15:restartNumberingAfterBreak="0">
+  <w:abstractNum w:abstractNumId="30" w15:restartNumberingAfterBreak="0">
     <w:nsid w:val="5B127999"/>
     <w:multiLevelType w:val="hybridMultilevel"/>
     <w:tmpl w:val="3F1681DC"/>
@@ -17338,7 +17525,7 @@
       </w:pPr>
     </w:lvl>
   </w:abstractNum>
-  <w:abstractNum w:abstractNumId="30" w15:restartNumberingAfterBreak="0">
+  <w:abstractNum w:abstractNumId="31" w15:restartNumberingAfterBreak="0">
     <w:nsid w:val="5D7F20FA"/>
     <w:multiLevelType w:val="hybridMultilevel"/>
     <w:tmpl w:val="805CB88C"/>
@@ -17451,7 +17638,7 @@
       </w:rPr>
     </w:lvl>
   </w:abstractNum>
-  <w:abstractNum w:abstractNumId="31" w15:restartNumberingAfterBreak="0">
+  <w:abstractNum w:abstractNumId="32" w15:restartNumberingAfterBreak="0">
     <w:nsid w:val="5E984721"/>
     <w:multiLevelType w:val="hybridMultilevel"/>
     <w:tmpl w:val="509A7450"/>
@@ -17564,7 +17751,7 @@
       </w:rPr>
     </w:lvl>
   </w:abstractNum>
-  <w:abstractNum w:abstractNumId="32" w15:restartNumberingAfterBreak="0">
+  <w:abstractNum w:abstractNumId="33" w15:restartNumberingAfterBreak="0">
     <w:nsid w:val="65C21B2A"/>
     <w:multiLevelType w:val="hybridMultilevel"/>
     <w:tmpl w:val="941EE69E"/>
@@ -17677,7 +17864,7 @@
       </w:rPr>
     </w:lvl>
   </w:abstractNum>
-  <w:abstractNum w:abstractNumId="33" w15:restartNumberingAfterBreak="0">
+  <w:abstractNum w:abstractNumId="34" w15:restartNumberingAfterBreak="0">
     <w:nsid w:val="66324F87"/>
     <w:multiLevelType w:val="multilevel"/>
     <w:tmpl w:val="0A7A4B2C"/>
@@ -17799,7 +17986,7 @@
       </w:rPr>
     </w:lvl>
   </w:abstractNum>
-  <w:abstractNum w:abstractNumId="34" w15:restartNumberingAfterBreak="0">
+  <w:abstractNum w:abstractNumId="35" w15:restartNumberingAfterBreak="0">
     <w:nsid w:val="6AB331BE"/>
     <w:multiLevelType w:val="hybridMultilevel"/>
     <w:tmpl w:val="ECF6291C"/>
@@ -17912,7 +18099,7 @@
       </w:rPr>
     </w:lvl>
   </w:abstractNum>
-  <w:abstractNum w:abstractNumId="35" w15:restartNumberingAfterBreak="0">
+  <w:abstractNum w:abstractNumId="36" w15:restartNumberingAfterBreak="0">
     <w:nsid w:val="6B3109EC"/>
     <w:multiLevelType w:val="hybridMultilevel"/>
     <w:tmpl w:val="523C5E74"/>
@@ -18024,7 +18211,7 @@
       </w:rPr>
     </w:lvl>
   </w:abstractNum>
-  <w:abstractNum w:abstractNumId="36" w15:restartNumberingAfterBreak="0">
+  <w:abstractNum w:abstractNumId="37" w15:restartNumberingAfterBreak="0">
     <w:nsid w:val="6F65520F"/>
     <w:multiLevelType w:val="hybridMultilevel"/>
     <w:tmpl w:val="DBF02A16"/>
@@ -18114,7 +18301,7 @@
       </w:pPr>
     </w:lvl>
   </w:abstractNum>
-  <w:abstractNum w:abstractNumId="37" w15:restartNumberingAfterBreak="0">
+  <w:abstractNum w:abstractNumId="38" w15:restartNumberingAfterBreak="0">
     <w:nsid w:val="707E4F67"/>
     <w:multiLevelType w:val="hybridMultilevel"/>
     <w:tmpl w:val="C0DE9CE6"/>
@@ -18227,7 +18414,7 @@
       </w:rPr>
     </w:lvl>
   </w:abstractNum>
-  <w:abstractNum w:abstractNumId="38" w15:restartNumberingAfterBreak="0">
+  <w:abstractNum w:abstractNumId="39" w15:restartNumberingAfterBreak="0">
     <w:nsid w:val="70C809CD"/>
     <w:multiLevelType w:val="hybridMultilevel"/>
     <w:tmpl w:val="8028FD60"/>
@@ -18340,7 +18527,7 @@
       </w:rPr>
     </w:lvl>
   </w:abstractNum>
-  <w:abstractNum w:abstractNumId="39" w15:restartNumberingAfterBreak="0">
+  <w:abstractNum w:abstractNumId="40" w15:restartNumberingAfterBreak="0">
     <w:nsid w:val="77071E15"/>
     <w:multiLevelType w:val="hybridMultilevel"/>
     <w:tmpl w:val="5FB8AD2C"/>
@@ -18453,7 +18640,7 @@
       </w:rPr>
     </w:lvl>
   </w:abstractNum>
-  <w:abstractNum w:abstractNumId="40" w15:restartNumberingAfterBreak="0">
+  <w:abstractNum w:abstractNumId="41" w15:restartNumberingAfterBreak="0">
     <w:nsid w:val="7C8602B2"/>
     <w:multiLevelType w:val="hybridMultilevel"/>
     <w:tmpl w:val="20D884B2"/>
@@ -18566,7 +18753,7 @@
       </w:rPr>
     </w:lvl>
   </w:abstractNum>
-  <w:abstractNum w:abstractNumId="41" w15:restartNumberingAfterBreak="0">
+  <w:abstractNum w:abstractNumId="42" w15:restartNumberingAfterBreak="0">
     <w:nsid w:val="7CBA3911"/>
     <w:multiLevelType w:val="hybridMultilevel"/>
     <w:tmpl w:val="EEB2B02C"/>
@@ -18679,7 +18866,7 @@
       </w:rPr>
     </w:lvl>
   </w:abstractNum>
-  <w:abstractNum w:abstractNumId="42" w15:restartNumberingAfterBreak="0">
+  <w:abstractNum w:abstractNumId="43" w15:restartNumberingAfterBreak="0">
     <w:nsid w:val="7F7325C0"/>
     <w:multiLevelType w:val="hybridMultilevel"/>
     <w:tmpl w:val="226E35B8"/>
@@ -18796,130 +18983,133 @@
     <w:abstractNumId w:val="0"/>
   </w:num>
   <w:num w:numId="2">
-    <w:abstractNumId w:val="24"/>
+    <w:abstractNumId w:val="25"/>
   </w:num>
   <w:num w:numId="3">
-    <w:abstractNumId w:val="14"/>
+    <w:abstractNumId w:val="15"/>
   </w:num>
   <w:num w:numId="4">
-    <w:abstractNumId w:val="22"/>
+    <w:abstractNumId w:val="23"/>
   </w:num>
   <w:num w:numId="5">
-    <w:abstractNumId w:val="33"/>
+    <w:abstractNumId w:val="34"/>
   </w:num>
   <w:num w:numId="6">
-    <w:abstractNumId w:val="35"/>
+    <w:abstractNumId w:val="36"/>
   </w:num>
   <w:num w:numId="7">
-    <w:abstractNumId w:val="16"/>
+    <w:abstractNumId w:val="17"/>
   </w:num>
   <w:num w:numId="8">
     <w:abstractNumId w:val="1"/>
   </w:num>
   <w:num w:numId="9">
-    <w:abstractNumId w:val="36"/>
+    <w:abstractNumId w:val="37"/>
   </w:num>
   <w:num w:numId="10">
-    <w:abstractNumId w:val="8"/>
+    <w:abstractNumId w:val="9"/>
   </w:num>
   <w:num w:numId="11">
-    <w:abstractNumId w:val="5"/>
+    <w:abstractNumId w:val="6"/>
   </w:num>
   <w:num w:numId="12">
-    <w:abstractNumId w:val="6"/>
+    <w:abstractNumId w:val="7"/>
   </w:num>
   <w:num w:numId="13">
+    <w:abstractNumId w:val="42"/>
+  </w:num>
+  <w:num w:numId="14">
     <w:abstractNumId w:val="41"/>
   </w:num>
-  <w:num w:numId="14">
-    <w:abstractNumId w:val="40"/>
-  </w:num>
   <w:num w:numId="15">
-    <w:abstractNumId w:val="10"/>
+    <w:abstractNumId w:val="11"/>
   </w:num>
   <w:num w:numId="16">
+    <w:abstractNumId w:val="21"/>
+  </w:num>
+  <w:num w:numId="17">
+    <w:abstractNumId w:val="13"/>
+  </w:num>
+  <w:num w:numId="18">
+    <w:abstractNumId w:val="14"/>
+  </w:num>
+  <w:num w:numId="19">
     <w:abstractNumId w:val="20"/>
   </w:num>
-  <w:num w:numId="17">
-    <w:abstractNumId w:val="12"/>
-  </w:num>
-  <w:num w:numId="18">
-    <w:abstractNumId w:val="13"/>
-  </w:num>
-  <w:num w:numId="19">
-    <w:abstractNumId w:val="19"/>
-  </w:num>
   <w:num w:numId="20">
-    <w:abstractNumId w:val="42"/>
+    <w:abstractNumId w:val="43"/>
   </w:num>
   <w:num w:numId="21">
-    <w:abstractNumId w:val="21"/>
+    <w:abstractNumId w:val="22"/>
   </w:num>
   <w:num w:numId="22">
-    <w:abstractNumId w:val="31"/>
+    <w:abstractNumId w:val="32"/>
   </w:num>
   <w:num w:numId="23">
-    <w:abstractNumId w:val="25"/>
+    <w:abstractNumId w:val="26"/>
   </w:num>
   <w:num w:numId="24">
     <w:abstractNumId w:val="2"/>
   </w:num>
   <w:num w:numId="25">
+    <w:abstractNumId w:val="30"/>
+  </w:num>
+  <w:num w:numId="26">
+    <w:abstractNumId w:val="33"/>
+  </w:num>
+  <w:num w:numId="27">
+    <w:abstractNumId w:val="19"/>
+  </w:num>
+  <w:num w:numId="28">
+    <w:abstractNumId w:val="10"/>
+  </w:num>
+  <w:num w:numId="29">
+    <w:abstractNumId w:val="5"/>
+  </w:num>
+  <w:num w:numId="30">
+    <w:abstractNumId w:val="35"/>
+  </w:num>
+  <w:num w:numId="31">
     <w:abstractNumId w:val="29"/>
   </w:num>
-  <w:num w:numId="26">
-    <w:abstractNumId w:val="32"/>
+  <w:num w:numId="32">
+    <w:abstractNumId w:val="8"/>
   </w:num>
-  <w:num w:numId="27">
+  <w:num w:numId="33">
+    <w:abstractNumId w:val="27"/>
+  </w:num>
+  <w:num w:numId="34">
+    <w:abstractNumId w:val="40"/>
+  </w:num>
+  <w:num w:numId="35">
+    <w:abstractNumId w:val="12"/>
+  </w:num>
+  <w:num w:numId="36">
+    <w:abstractNumId w:val="28"/>
+  </w:num>
+  <w:num w:numId="37">
+    <w:abstractNumId w:val="38"/>
+  </w:num>
+  <w:num w:numId="38">
+    <w:abstractNumId w:val="24"/>
+  </w:num>
+  <w:num w:numId="39">
     <w:abstractNumId w:val="18"/>
   </w:num>
-  <w:num w:numId="28">
-    <w:abstractNumId w:val="9"/>
-  </w:num>
-  <w:num w:numId="29">
-    <w:abstractNumId w:val="4"/>
-  </w:num>
-  <w:num w:numId="30">
-    <w:abstractNumId w:val="34"/>
-  </w:num>
-  <w:num w:numId="31">
-    <w:abstractNumId w:val="28"/>
-  </w:num>
-  <w:num w:numId="32">
-    <w:abstractNumId w:val="7"/>
-  </w:num>
-  <w:num w:numId="33">
-    <w:abstractNumId w:val="26"/>
-  </w:num>
-  <w:num w:numId="34">
-    <w:abstractNumId w:val="39"/>
-  </w:num>
-  <w:num w:numId="35">
-    <w:abstractNumId w:val="11"/>
-  </w:num>
-  <w:num w:numId="36">
-    <w:abstractNumId w:val="27"/>
-  </w:num>
-  <w:num w:numId="37">
-    <w:abstractNumId w:val="37"/>
-  </w:num>
-  <w:num w:numId="38">
-    <w:abstractNumId w:val="23"/>
-  </w:num>
-  <w:num w:numId="39">
-    <w:abstractNumId w:val="17"/>
-  </w:num>
   <w:num w:numId="40">
-    <w:abstractNumId w:val="30"/>
+    <w:abstractNumId w:val="31"/>
   </w:num>
   <w:num w:numId="41">
     <w:abstractNumId w:val="3"/>
   </w:num>
   <w:num w:numId="42">
-    <w:abstractNumId w:val="15"/>
+    <w:abstractNumId w:val="16"/>
   </w:num>
   <w:num w:numId="43">
-    <w:abstractNumId w:val="38"/>
+    <w:abstractNumId w:val="39"/>
+  </w:num>
+  <w:num w:numId="44">
+    <w:abstractNumId w:val="4"/>
   </w:num>
   <w:numIdMacAtCleanup w:val="33"/>
 </w:numbering>
@@ -21699,14 +21889,7 @@
 </file>
 
 <file path=customXml/item2.xml><?xml version="1.0" encoding="utf-8"?>
-<p:properties xmlns:p="http://schemas.microsoft.com/office/2006/metadata/properties" xmlns:xsi="http://www.w3.org/2001/XMLSchema-instance" xmlns:pc="http://schemas.microsoft.com/office/infopath/2007/PartnerControls">
-  <documentManagement>
-    <TaxCatchAll xmlns="13c90a0b-73bc-4dc0-be5f-28d77b615beb" xsi:nil="true"/>
-    <lcf76f155ced4ddcb4097134ff3c332f xmlns="13c93bba-48ce-428c-bfe5-88b42c19b028">
-      <Terms xmlns="http://schemas.microsoft.com/office/infopath/2007/PartnerControls"/>
-    </lcf76f155ced4ddcb4097134ff3c332f>
-  </documentManagement>
-</p:properties>
+<b:Sources xmlns:b="http://schemas.openxmlformats.org/officeDocument/2006/bibliography" xmlns="http://schemas.openxmlformats.org/officeDocument/2006/bibliography" SelectedStyle="\APASixthEditionOfficeOnline.xsl" StyleName="APA" Version="6"/>
 </file>
 
 <file path=customXml/item3.xml><?xml version="1.0" encoding="utf-8"?>
@@ -21719,7 +21902,14 @@
 </file>
 
 <file path=customXml/item4.xml><?xml version="1.0" encoding="utf-8"?>
-<b:Sources xmlns:b="http://schemas.openxmlformats.org/officeDocument/2006/bibliography" xmlns="http://schemas.openxmlformats.org/officeDocument/2006/bibliography" SelectedStyle="\APASixthEditionOfficeOnline.xsl" StyleName="APA" Version="6"/>
+<p:properties xmlns:p="http://schemas.microsoft.com/office/2006/metadata/properties" xmlns:xsi="http://www.w3.org/2001/XMLSchema-instance" xmlns:pc="http://schemas.microsoft.com/office/infopath/2007/PartnerControls">
+  <documentManagement>
+    <TaxCatchAll xmlns="13c90a0b-73bc-4dc0-be5f-28d77b615beb" xsi:nil="true"/>
+    <lcf76f155ced4ddcb4097134ff3c332f xmlns="13c93bba-48ce-428c-bfe5-88b42c19b028">
+      <Terms xmlns="http://schemas.microsoft.com/office/infopath/2007/PartnerControls"/>
+    </lcf76f155ced4ddcb4097134ff3c332f>
+  </documentManagement>
+</p:properties>
 </file>
 
 <file path=customXml/itemProps1.xml><?xml version="1.0" encoding="utf-8"?>
@@ -21742,12 +21932,9 @@
 </file>
 
 <file path=customXml/itemProps2.xml><?xml version="1.0" encoding="utf-8"?>
-<ds:datastoreItem xmlns:ds="http://schemas.openxmlformats.org/officeDocument/2006/customXml" ds:itemID="{EABA8D35-9F0A-4535-AD70-647AA414852E}">
+<ds:datastoreItem xmlns:ds="http://schemas.openxmlformats.org/officeDocument/2006/customXml" ds:itemID="{E8AB44A3-7C62-4BD2-82ED-8ABC209970FA}">
   <ds:schemaRefs>
-    <ds:schemaRef ds:uri="http://schemas.microsoft.com/office/2006/metadata/properties"/>
-    <ds:schemaRef ds:uri="http://schemas.microsoft.com/office/infopath/2007/PartnerControls"/>
-    <ds:schemaRef ds:uri="13c90a0b-73bc-4dc0-be5f-28d77b615beb"/>
-    <ds:schemaRef ds:uri="13c93bba-48ce-428c-bfe5-88b42c19b028"/>
+    <ds:schemaRef ds:uri="http://schemas.openxmlformats.org/officeDocument/2006/bibliography"/>
   </ds:schemaRefs>
 </ds:datastoreItem>
 </file>
@@ -21761,9 +21948,12 @@
 </file>
 
 <file path=customXml/itemProps4.xml><?xml version="1.0" encoding="utf-8"?>
-<ds:datastoreItem xmlns:ds="http://schemas.openxmlformats.org/officeDocument/2006/customXml" ds:itemID="{E8AB44A3-7C62-4BD2-82ED-8ABC209970FA}">
+<ds:datastoreItem xmlns:ds="http://schemas.openxmlformats.org/officeDocument/2006/customXml" ds:itemID="{EABA8D35-9F0A-4535-AD70-647AA414852E}">
   <ds:schemaRefs>
-    <ds:schemaRef ds:uri="http://schemas.openxmlformats.org/officeDocument/2006/bibliography"/>
+    <ds:schemaRef ds:uri="http://schemas.microsoft.com/office/2006/metadata/properties"/>
+    <ds:schemaRef ds:uri="http://schemas.microsoft.com/office/infopath/2007/PartnerControls"/>
+    <ds:schemaRef ds:uri="13c90a0b-73bc-4dc0-be5f-28d77b615beb"/>
+    <ds:schemaRef ds:uri="13c93bba-48ce-428c-bfe5-88b42c19b028"/>
   </ds:schemaRefs>
 </ds:datastoreItem>
 </file>